--- a/Audiobased-Health_Monitoring_LLM_RAG/Health_Monitoring_AudioBased.docx
+++ b/Audiobased-Health_Monitoring_LLM_RAG/Health_Monitoring_AudioBased.docx
@@ -12,67 +12,20 @@
     </w:p>
     <w:p>
       <w:pPr>
-        <w:pStyle w:val="Heading1"/>
+        <w:pStyle w:val="NormalWeb"/>
       </w:pPr>
       <w:r>
-        <w:t>1. Architecture Diagram</w:t>
+        <w:rPr>
+          <w:rFonts w:ascii="Segoe UI Emoji" w:hAnsi="Segoe UI Emoji" w:cs="Segoe UI Emoji"/>
+        </w:rPr>
+        <w:t>👇</w:t>
       </w:r>
     </w:p>
     <w:p>
       <w:r>
-        <w:br/>
-        <w:t xml:space="preserve">        🎤 Audio Input (Mic / Upload)</w:t>
-      </w:r>
-      <w:r>
-        <w:br/>
-        <w:t xml:space="preserve">                    ↓</w:t>
-      </w:r>
-      <w:r>
-        <w:br/>
-        <w:t xml:space="preserve">        🧠 Whisper (Speech-to-Text)</w:t>
-      </w:r>
-      <w:r>
-        <w:br/>
-        <w:t xml:space="preserve">                    ↓</w:t>
-      </w:r>
-      <w:r>
-        <w:br/>
-        <w:t xml:space="preserve">        🧹 Text Preprocessing</w:t>
-      </w:r>
-      <w:r>
-        <w:br/>
-        <w:t xml:space="preserve">                    ↓</w:t>
-      </w:r>
-      <w:r>
-        <w:br/>
-        <w:t xml:space="preserve">        🔍 RAG (FAISS Vector DB)</w:t>
-      </w:r>
-      <w:r>
-        <w:br/>
-        <w:t xml:space="preserve">                    ↓</w:t>
-      </w:r>
-      <w:r>
-        <w:br/>
-        <w:t xml:space="preserve">        🤖 LLM (GPT / Local Model)</w:t>
-      </w:r>
-      <w:r>
-        <w:br/>
-        <w:t xml:space="preserve">                    ↓</w:t>
-      </w:r>
-      <w:r>
-        <w:br/>
-        <w:t xml:space="preserve">        📊 Health Insight Output</w:t>
-      </w:r>
-      <w:r>
-        <w:br/>
-        <w:t xml:space="preserve">                    ↓</w:t>
-      </w:r>
-      <w:r>
-        <w:br/>
-        <w:t xml:space="preserve">        🔊 (Optional) Voice Response</w:t>
-      </w:r>
-      <w:r>
-        <w:br/>
+        <w:pict w14:anchorId="54D7015F">
+          <v:rect id="_x0000_i1025" style="width:0;height:1.5pt" o:hralign="center" o:hrstd="t" o:hr="t" fillcolor="#a0a0a0" stroked="f"/>
+        </w:pict>
       </w:r>
     </w:p>
     <w:p>
@@ -80,36 +33,212 @@
         <w:pStyle w:val="Heading1"/>
       </w:pPr>
       <w:r>
-        <w:t>2. Detailed Flow Explanation</w:t>
+        <w:rPr>
+          <w:rFonts w:ascii="Segoe UI Emoji" w:hAnsi="Segoe UI Emoji" w:cs="Segoe UI Emoji"/>
+        </w:rPr>
+        <w:t>🧠</w:t>
+      </w:r>
+      <w:r>
+        <w:t xml:space="preserve"> High-Level Flow Diagram</w:t>
       </w:r>
     </w:p>
     <w:p>
       <w:r>
-        <w:br/>
-        <w:t>1. User speaks or uploads audio</w:t>
-      </w:r>
-      <w:r>
-        <w:br/>
-        <w:t>2. Whisper converts audio → text</w:t>
-      </w:r>
-      <w:r>
-        <w:br/>
-        <w:t>3. Text is matched with medical knowledge (FAISS)</w:t>
-      </w:r>
-      <w:r>
-        <w:br/>
-        <w:t>4. Relevant context is retrieved</w:t>
-      </w:r>
-      <w:r>
-        <w:br/>
-        <w:t>5. LLM generates health insights</w:t>
-      </w:r>
-      <w:r>
-        <w:br/>
-        <w:t>6. Output is shown (and optionally spoken back)</w:t>
-      </w:r>
-      <w:r>
-        <w:br/>
+        <w:rPr>
+          <w:noProof/>
+        </w:rPr>
+        <w:drawing>
+          <wp:inline distT="0" distB="0" distL="0" distR="0" wp14:anchorId="575C82A3" wp14:editId="4CA39045">
+            <wp:extent cx="5486400" cy="3657600"/>
+            <wp:effectExtent l="0" t="0" r="0" b="0"/>
+            <wp:docPr id="3" name="Picture 3"/>
+            <wp:cNvGraphicFramePr>
+              <a:graphicFrameLocks xmlns:a="http://schemas.openxmlformats.org/drawingml/2006/main" noChangeAspect="1"/>
+            </wp:cNvGraphicFramePr>
+            <a:graphic xmlns:a="http://schemas.openxmlformats.org/drawingml/2006/main">
+              <a:graphicData uri="http://schemas.openxmlformats.org/drawingml/2006/picture">
+                <pic:pic xmlns:pic="http://schemas.openxmlformats.org/drawingml/2006/picture">
+                  <pic:nvPicPr>
+                    <pic:cNvPr id="0" name="Picture 2"/>
+                    <pic:cNvPicPr>
+                      <a:picLocks noChangeAspect="1" noChangeArrowheads="1"/>
+                    </pic:cNvPicPr>
+                  </pic:nvPicPr>
+                  <pic:blipFill>
+                    <a:blip r:embed="rId6">
+                      <a:extLst>
+                        <a:ext uri="{28A0092B-C50C-407E-A947-70E740481C1C}">
+                          <a14:useLocalDpi xmlns:a14="http://schemas.microsoft.com/office/drawing/2010/main" val="0"/>
+                        </a:ext>
+                      </a:extLst>
+                    </a:blip>
+                    <a:srcRect/>
+                    <a:stretch>
+                      <a:fillRect/>
+                    </a:stretch>
+                  </pic:blipFill>
+                  <pic:spPr bwMode="auto">
+                    <a:xfrm>
+                      <a:off x="0" y="0"/>
+                      <a:ext cx="5486400" cy="3657600"/>
+                    </a:xfrm>
+                    <a:prstGeom prst="rect">
+                      <a:avLst/>
+                    </a:prstGeom>
+                    <a:noFill/>
+                    <a:ln>
+                      <a:noFill/>
+                    </a:ln>
+                  </pic:spPr>
+                </pic:pic>
+              </a:graphicData>
+            </a:graphic>
+          </wp:inline>
+        </w:drawing>
+      </w:r>
+    </w:p>
+    <w:p>
+      <w:r>
+        <w:rPr>
+          <w:noProof/>
+        </w:rPr>
+        <mc:AlternateContent>
+          <mc:Choice Requires="wps">
+            <w:drawing>
+              <wp:inline distT="0" distB="0" distL="0" distR="0" wp14:anchorId="130C7AFD" wp14:editId="08DBC0D1">
+                <wp:extent cx="304800" cy="304800"/>
+                <wp:effectExtent l="0" t="0" r="0" b="0"/>
+                <wp:docPr id="2" name="Rectangle 2"/>
+                <wp:cNvGraphicFramePr>
+                  <a:graphicFrameLocks xmlns:a="http://schemas.openxmlformats.org/drawingml/2006/main" noChangeAspect="1"/>
+                </wp:cNvGraphicFramePr>
+                <a:graphic xmlns:a="http://schemas.openxmlformats.org/drawingml/2006/main">
+                  <a:graphicData uri="http://schemas.microsoft.com/office/word/2010/wordprocessingShape">
+                    <wps:wsp>
+                      <wps:cNvSpPr>
+                        <a:spLocks noChangeAspect="1" noChangeArrowheads="1"/>
+                      </wps:cNvSpPr>
+                      <wps:spPr bwMode="auto">
+                        <a:xfrm>
+                          <a:off x="0" y="0"/>
+                          <a:ext cx="304800" cy="304800"/>
+                        </a:xfrm>
+                        <a:prstGeom prst="rect">
+                          <a:avLst/>
+                        </a:prstGeom>
+                        <a:noFill/>
+                        <a:ln>
+                          <a:noFill/>
+                        </a:ln>
+                        <a:extLst>
+                          <a:ext uri="{909E8E84-426E-40DD-AFC4-6F175D3DCCD1}">
+                            <a14:hiddenFill xmlns:a14="http://schemas.microsoft.com/office/drawing/2010/main">
+                              <a:solidFill>
+                                <a:srgbClr val="FFFFFF"/>
+                              </a:solidFill>
+                            </a14:hiddenFill>
+                          </a:ext>
+                          <a:ext uri="{91240B29-F687-4F45-9708-019B960494DF}">
+                            <a14:hiddenLine xmlns:a14="http://schemas.microsoft.com/office/drawing/2010/main" w="9525">
+                              <a:solidFill>
+                                <a:srgbClr val="000000"/>
+                              </a:solidFill>
+                              <a:miter lim="800000"/>
+                              <a:headEnd/>
+                              <a:tailEnd/>
+                            </a14:hiddenLine>
+                          </a:ext>
+                        </a:extLst>
+                      </wps:spPr>
+                      <wps:bodyPr rot="0" vert="horz" wrap="square" lIns="91440" tIns="45720" rIns="91440" bIns="45720" anchor="t" anchorCtr="0" upright="1">
+                        <a:noAutofit/>
+                      </wps:bodyPr>
+                    </wps:wsp>
+                  </a:graphicData>
+                </a:graphic>
+              </wp:inline>
+            </w:drawing>
+          </mc:Choice>
+          <mc:Fallback>
+            <w:pict>
+              <v:rect w14:anchorId="4B3A6AB7" id="Rectangle 2" o:spid="_x0000_s1026" style="width:24pt;height:24pt;visibility:visible;mso-wrap-style:square;mso-left-percent:-10001;mso-top-percent:-10001;mso-position-horizontal:absolute;mso-position-horizontal-relative:char;mso-position-vertical:absolute;mso-position-vertical-relative:line;mso-left-percent:-10001;mso-top-percent:-10001;v-text-anchor:top" o:gfxdata="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" filled="f" stroked="f">
+                <o:lock v:ext="edit" aspectratio="t"/>
+                <w10:anchorlock/>
+              </v:rect>
+            </w:pict>
+          </mc:Fallback>
+        </mc:AlternateContent>
+      </w:r>
+    </w:p>
+    <w:p>
+      <w:r>
+        <w:rPr>
+          <w:noProof/>
+        </w:rPr>
+        <w:lastRenderedPageBreak/>
+        <w:drawing>
+          <wp:inline distT="0" distB="0" distL="0" distR="0" wp14:anchorId="60D6F23B" wp14:editId="72C161F9">
+            <wp:extent cx="5486400" cy="3086100"/>
+            <wp:effectExtent l="0" t="0" r="0" b="0"/>
+            <wp:docPr id="1" name="Picture 1"/>
+            <wp:cNvGraphicFramePr>
+              <a:graphicFrameLocks xmlns:a="http://schemas.openxmlformats.org/drawingml/2006/main" noChangeAspect="1"/>
+            </wp:cNvGraphicFramePr>
+            <a:graphic xmlns:a="http://schemas.openxmlformats.org/drawingml/2006/main">
+              <a:graphicData uri="http://schemas.openxmlformats.org/drawingml/2006/picture">
+                <pic:pic xmlns:pic="http://schemas.openxmlformats.org/drawingml/2006/picture">
+                  <pic:nvPicPr>
+                    <pic:cNvPr id="0" name="Picture 4"/>
+                    <pic:cNvPicPr>
+                      <a:picLocks noChangeAspect="1" noChangeArrowheads="1"/>
+                    </pic:cNvPicPr>
+                  </pic:nvPicPr>
+                  <pic:blipFill>
+                    <a:blip r:embed="rId7">
+                      <a:extLst>
+                        <a:ext uri="{28A0092B-C50C-407E-A947-70E740481C1C}">
+                          <a14:useLocalDpi xmlns:a14="http://schemas.microsoft.com/office/drawing/2010/main" val="0"/>
+                        </a:ext>
+                      </a:extLst>
+                    </a:blip>
+                    <a:srcRect/>
+                    <a:stretch>
+                      <a:fillRect/>
+                    </a:stretch>
+                  </pic:blipFill>
+                  <pic:spPr bwMode="auto">
+                    <a:xfrm>
+                      <a:off x="0" y="0"/>
+                      <a:ext cx="5486400" cy="3086100"/>
+                    </a:xfrm>
+                    <a:prstGeom prst="rect">
+                      <a:avLst/>
+                    </a:prstGeom>
+                    <a:noFill/>
+                    <a:ln>
+                      <a:noFill/>
+                    </a:ln>
+                  </pic:spPr>
+                </pic:pic>
+              </a:graphicData>
+            </a:graphic>
+          </wp:inline>
+        </w:drawing>
+      </w:r>
+    </w:p>
+    <w:p>
+      <w:r>
+        <w:rPr>
+          <w:rStyle w:val="text-xs"/>
+        </w:rPr>
+        <w:t>4</w:t>
+      </w:r>
+    </w:p>
+    <w:p>
+      <w:r>
+        <w:pict w14:anchorId="3117B5B9">
+          <v:rect id="_x0000_i1029" style="width:0;height:1.5pt" o:hralign="center" o:hrstd="t" o:hr="t" fillcolor="#a0a0a0" stroked="f"/>
+        </w:pict>
       </w:r>
     </w:p>
     <w:p>
@@ -117,20 +246,146 @@
         <w:pStyle w:val="Heading1"/>
       </w:pPr>
       <w:r>
-        <w:t>3. Required Installations</w:t>
+        <w:rPr>
+          <w:rFonts w:ascii="Segoe UI Emoji" w:hAnsi="Segoe UI Emoji" w:cs="Segoe UI Emoji"/>
+        </w:rPr>
+        <w:t>📊</w:t>
+      </w:r>
+      <w:r>
+        <w:t xml:space="preserve"> Simple Text Flow (for your doc / presentation)</w:t>
       </w:r>
     </w:p>
     <w:p>
+      <w:pPr>
+        <w:pStyle w:val="HTMLPreformatted"/>
+      </w:pPr>
+      <w:r>
+        <w:rPr>
+          <w:rFonts w:ascii="Segoe UI Emoji" w:hAnsi="Segoe UI Emoji" w:cs="Segoe UI Emoji"/>
+        </w:rPr>
+        <w:t>🎤</w:t>
+      </w:r>
+      <w:r>
+        <w:t xml:space="preserve"> User Voice Input (Mic)</w:t>
+      </w:r>
       <w:r>
         <w:br/>
-        <w:t xml:space="preserve">pip install streamlit streamlit-webrtc av openai-whisper faiss-cpu </w:t>
+        <w:t xml:space="preserve">            ↓</w:t>
       </w:r>
       <w:r>
         <w:br/>
-        <w:t>langchain langchain-community langchain-text-splitters sentence-transformers soundfile</w:t>
+      </w:r>
+      <w:r>
+        <w:rPr>
+          <w:rFonts w:ascii="Segoe UI Emoji" w:hAnsi="Segoe UI Emoji" w:cs="Segoe UI Emoji"/>
+        </w:rPr>
+        <w:t>🔊</w:t>
+      </w:r>
+      <w:r>
+        <w:t xml:space="preserve"> Audio Recording (</w:t>
+      </w:r>
+      <w:proofErr w:type="spellStart"/>
+      <w:r>
+        <w:t>Streamlit</w:t>
+      </w:r>
+      <w:proofErr w:type="spellEnd"/>
+      <w:r>
+        <w:t xml:space="preserve"> Mic Recorder)</w:t>
       </w:r>
       <w:r>
         <w:br/>
+        <w:t xml:space="preserve">            ↓</w:t>
+      </w:r>
+      <w:r>
+        <w:br/>
+      </w:r>
+      <w:r>
+        <w:rPr>
+          <w:rFonts w:ascii="Segoe UI Emoji" w:hAnsi="Segoe UI Emoji" w:cs="Segoe UI Emoji"/>
+        </w:rPr>
+        <w:t>🧠</w:t>
+      </w:r>
+      <w:r>
+        <w:t xml:space="preserve"> Whisper Model (Speech → Text)</w:t>
+      </w:r>
+      <w:r>
+        <w:br/>
+        <w:t xml:space="preserve">            ↓</w:t>
+      </w:r>
+      <w:r>
+        <w:br/>
+      </w:r>
+      <w:r>
+        <w:rPr>
+          <w:rFonts w:ascii="Segoe UI Emoji" w:hAnsi="Segoe UI Emoji" w:cs="Segoe UI Emoji"/>
+        </w:rPr>
+        <w:t>📝</w:t>
+      </w:r>
+      <w:r>
+        <w:t xml:space="preserve"> Transcribed Text</w:t>
+      </w:r>
+      <w:r>
+        <w:br/>
+        <w:t xml:space="preserve">            ↓</w:t>
+      </w:r>
+      <w:r>
+        <w:br/>
+      </w:r>
+      <w:r>
+        <w:rPr>
+          <w:rFonts w:ascii="Segoe UI Emoji" w:hAnsi="Segoe UI Emoji" w:cs="Segoe UI Emoji"/>
+        </w:rPr>
+        <w:t>🤖</w:t>
+      </w:r>
+      <w:r>
+        <w:t xml:space="preserve"> OpenAI LLM (GPT Model)</w:t>
+      </w:r>
+      <w:r>
+        <w:br/>
+        <w:t xml:space="preserve">            ↓</w:t>
+      </w:r>
+      <w:r>
+        <w:br/>
+      </w:r>
+      <w:r>
+        <w:rPr>
+          <w:rFonts w:ascii="Segoe UI Emoji" w:hAnsi="Segoe UI Emoji" w:cs="Segoe UI Emoji"/>
+        </w:rPr>
+        <w:t>💡</w:t>
+      </w:r>
+      <w:r>
+        <w:t xml:space="preserve"> AI Generated Answer</w:t>
+      </w:r>
+      <w:r>
+        <w:br/>
+        <w:t xml:space="preserve">            ↓</w:t>
+      </w:r>
+      <w:r>
+        <w:br/>
+      </w:r>
+      <w:r>
+        <w:rPr>
+          <w:rFonts w:ascii="Segoe UI Emoji" w:hAnsi="Segoe UI Emoji" w:cs="Segoe UI Emoji"/>
+        </w:rPr>
+        <w:t>🖥️</w:t>
+      </w:r>
+      <w:r>
+        <w:t xml:space="preserve"> Display in </w:t>
+      </w:r>
+      <w:proofErr w:type="spellStart"/>
+      <w:r>
+        <w:t>Streamlit</w:t>
+      </w:r>
+      <w:proofErr w:type="spellEnd"/>
+      <w:r>
+        <w:t xml:space="preserve"> UI</w:t>
+      </w:r>
+    </w:p>
+    <w:p>
+      <w:r>
+        <w:pict w14:anchorId="75A35072">
+          <v:rect id="_x0000_i1030" style="width:0;height:1.5pt" o:hralign="center" o:hrstd="t" o:hr="t" fillcolor="#a0a0a0" stroked="f"/>
+        </w:pict>
       </w:r>
     </w:p>
     <w:p>
@@ -138,26 +393,269 @@
         <w:pStyle w:val="Heading1"/>
       </w:pPr>
       <w:r>
-        <w:lastRenderedPageBreak/>
-        <w:t>4. Microsoft Visual C++ (MANDATORY)</w:t>
+        <w:rPr>
+          <w:rFonts w:ascii="Segoe UI Emoji" w:hAnsi="Segoe UI Emoji" w:cs="Segoe UI Emoji"/>
+        </w:rPr>
+        <w:t>🔁</w:t>
+      </w:r>
+      <w:r>
+        <w:t xml:space="preserve"> Detailed Flow (Step-by-Step)</w:t>
       </w:r>
     </w:p>
     <w:p>
+      <w:pPr>
+        <w:pStyle w:val="HTMLPreformatted"/>
+      </w:pPr>
+      <w:r>
+        <w:t>[User]</w:t>
+      </w:r>
       <w:r>
         <w:br/>
-        <w:t>Download (x64):</w:t>
+        <w:t xml:space="preserve">   ↓</w:t>
       </w:r>
       <w:r>
         <w:br/>
-        <w:t>https://aka.ms/vs/17/release/vc_redist.x64.exe</w:t>
+      </w:r>
+      <w:r>
+        <w:rPr>
+          <w:rFonts w:ascii="Segoe UI Emoji" w:hAnsi="Segoe UI Emoji" w:cs="Segoe UI Emoji"/>
+        </w:rPr>
+        <w:t>🎤</w:t>
+      </w:r>
+      <w:r>
+        <w:t xml:space="preserve"> Speak into microphone</w:t>
       </w:r>
       <w:r>
         <w:br/>
+        <w:t xml:space="preserve">   ↓</w:t>
       </w:r>
       <w:r>
         <w:br/>
-        <w:t>Install → Restart system</w:t>
-      </w:r>
+        <w:t>[</w:t>
+      </w:r>
+      <w:proofErr w:type="spellStart"/>
+      <w:r>
+        <w:t>Streamlit</w:t>
+      </w:r>
+      <w:proofErr w:type="spellEnd"/>
+      <w:r>
+        <w:t xml:space="preserve"> UI]</w:t>
+      </w:r>
+      <w:r>
+        <w:br/>
+        <w:t xml:space="preserve">   ↓</w:t>
+      </w:r>
+      <w:r>
+        <w:br/>
+      </w:r>
+      <w:r>
+        <w:rPr>
+          <w:rFonts w:ascii="Segoe UI Emoji" w:hAnsi="Segoe UI Emoji" w:cs="Segoe UI Emoji"/>
+        </w:rPr>
+        <w:lastRenderedPageBreak/>
+        <w:t>🎧</w:t>
+      </w:r>
+      <w:r>
+        <w:t xml:space="preserve"> Capture audio (bytes)</w:t>
+      </w:r>
+      <w:r>
+        <w:br/>
+        <w:t xml:space="preserve">   ↓</w:t>
+      </w:r>
+      <w:r>
+        <w:br/>
+        <w:t>[Whisper Model]</w:t>
+      </w:r>
+      <w:r>
+        <w:br/>
+        <w:t xml:space="preserve">   ↓</w:t>
+      </w:r>
+      <w:r>
+        <w:br/>
+      </w:r>
+      <w:r>
+        <w:rPr>
+          <w:rFonts w:ascii="Segoe UI Emoji" w:hAnsi="Segoe UI Emoji" w:cs="Segoe UI Emoji"/>
+        </w:rPr>
+        <w:t>🔤</w:t>
+      </w:r>
+      <w:r>
+        <w:t xml:space="preserve"> Convert audio → text</w:t>
+      </w:r>
+      <w:r>
+        <w:br/>
+        <w:t xml:space="preserve">   ↓</w:t>
+      </w:r>
+      <w:r>
+        <w:br/>
+        <w:t>[Text Processing]</w:t>
+      </w:r>
+      <w:r>
+        <w:br/>
+        <w:t xml:space="preserve">   ↓</w:t>
+      </w:r>
+      <w:r>
+        <w:br/>
+      </w:r>
+      <w:r>
+        <w:rPr>
+          <w:rFonts w:ascii="Segoe UI Emoji" w:hAnsi="Segoe UI Emoji" w:cs="Segoe UI Emoji"/>
+        </w:rPr>
+        <w:t>🤖</w:t>
+      </w:r>
+      <w:r>
+        <w:t xml:space="preserve"> Send to OpenAI API</w:t>
+      </w:r>
+      <w:r>
+        <w:br/>
+        <w:t xml:space="preserve">   ↓</w:t>
+      </w:r>
+      <w:r>
+        <w:br/>
+        <w:t>[LLM Reasoning]</w:t>
+      </w:r>
+      <w:r>
+        <w:br/>
+        <w:t xml:space="preserve">   ↓</w:t>
+      </w:r>
+      <w:r>
+        <w:br/>
+      </w:r>
+      <w:r>
+        <w:rPr>
+          <w:rFonts w:ascii="Segoe UI Emoji" w:hAnsi="Segoe UI Emoji" w:cs="Segoe UI Emoji"/>
+        </w:rPr>
+        <w:t>📄</w:t>
+      </w:r>
+      <w:r>
+        <w:t xml:space="preserve"> Generate response</w:t>
+      </w:r>
+      <w:r>
+        <w:br/>
+        <w:t xml:space="preserve">   ↓</w:t>
+      </w:r>
+      <w:r>
+        <w:br/>
+        <w:t>[</w:t>
+      </w:r>
+      <w:proofErr w:type="spellStart"/>
+      <w:r>
+        <w:t>Streamlit</w:t>
+      </w:r>
+      <w:proofErr w:type="spellEnd"/>
+      <w:r>
+        <w:t xml:space="preserve"> UI]</w:t>
+      </w:r>
+      <w:r>
+        <w:br/>
+        <w:t xml:space="preserve">   ↓</w:t>
+      </w:r>
+      <w:r>
+        <w:br/>
+      </w:r>
+      <w:r>
+        <w:rPr>
+          <w:rFonts w:ascii="Segoe UI Emoji" w:hAnsi="Segoe UI Emoji" w:cs="Segoe UI Emoji"/>
+        </w:rPr>
+        <w:t>🖥️</w:t>
+      </w:r>
+      <w:r>
+        <w:t xml:space="preserve"> Show:</w:t>
+      </w:r>
+      <w:r>
+        <w:br/>
+        <w:t xml:space="preserve">   - Transcription</w:t>
+      </w:r>
+      <w:r>
+        <w:br/>
+        <w:t xml:space="preserve">   - Answer</w:t>
+      </w:r>
+    </w:p>
+    <w:p>
+      <w:r>
+        <w:pict w14:anchorId="1552283E">
+          <v:rect id="_x0000_i1031" style="width:0;height:1.5pt" o:hralign="center" o:hrstd="t" o:hr="t" fillcolor="#a0a0a0" stroked="f"/>
+        </w:pict>
+      </w:r>
+    </w:p>
+    <w:p/>
+    <w:p>
+      <w:pPr>
+        <w:pStyle w:val="Heading1"/>
+      </w:pPr>
+      <w:r>
+        <w:t>3. Required Installations</w:t>
+      </w:r>
+    </w:p>
+    <w:p>
+      <w:r>
+        <w:br/>
+        <w:t xml:space="preserve">pip install </w:t>
+      </w:r>
+      <w:proofErr w:type="spellStart"/>
+      <w:r>
+        <w:t>streamlit</w:t>
+      </w:r>
+      <w:proofErr w:type="spellEnd"/>
+      <w:r>
+        <w:t xml:space="preserve"> </w:t>
+      </w:r>
+      <w:proofErr w:type="spellStart"/>
+      <w:r>
+        <w:t>streamlit-webrtc</w:t>
+      </w:r>
+      <w:proofErr w:type="spellEnd"/>
+      <w:r>
+        <w:t xml:space="preserve"> av </w:t>
+      </w:r>
+      <w:proofErr w:type="spellStart"/>
+      <w:r>
+        <w:t>openai</w:t>
+      </w:r>
+      <w:proofErr w:type="spellEnd"/>
+      <w:r>
+        <w:t xml:space="preserve">-whisper </w:t>
+      </w:r>
+      <w:proofErr w:type="spellStart"/>
+      <w:r>
+        <w:t>faiss-cpu</w:t>
+      </w:r>
+      <w:proofErr w:type="spellEnd"/>
+      <w:r>
+        <w:t xml:space="preserve"> </w:t>
+      </w:r>
+      <w:r>
+        <w:br/>
+      </w:r>
+      <w:proofErr w:type="spellStart"/>
+      <w:r>
+        <w:t>langchain</w:t>
+      </w:r>
+      <w:proofErr w:type="spellEnd"/>
+      <w:r>
+        <w:t xml:space="preserve"> </w:t>
+      </w:r>
+      <w:proofErr w:type="spellStart"/>
+      <w:r>
+        <w:t>langchain</w:t>
+      </w:r>
+      <w:proofErr w:type="spellEnd"/>
+      <w:r>
+        <w:t xml:space="preserve">-community </w:t>
+      </w:r>
+      <w:proofErr w:type="spellStart"/>
+      <w:r>
+        <w:t>langchain</w:t>
+      </w:r>
+      <w:proofErr w:type="spellEnd"/>
+      <w:r>
+        <w:t xml:space="preserve">-text-splitters sentence-transformers </w:t>
+      </w:r>
+      <w:proofErr w:type="spellStart"/>
+      <w:r>
+        <w:t>soundfile</w:t>
+      </w:r>
+      <w:proofErr w:type="spellEnd"/>
       <w:r>
         <w:br/>
       </w:r>
@@ -167,40 +665,24 @@
         <w:pStyle w:val="Heading1"/>
       </w:pPr>
       <w:r>
-        <w:t>5. Azure Deployment Steps</w:t>
-      </w:r>
-      <w:r>
-        <w:t xml:space="preserve"> (Optional if you want to use that way)</w:t>
+        <w:t>4. Microsoft Visual C++ (MANDATORY)</w:t>
       </w:r>
     </w:p>
     <w:p>
       <w:r>
         <w:br/>
-        <w:t>1. Create Azure App Service</w:t>
+        <w:t>Download (x64):</w:t>
       </w:r>
       <w:r>
         <w:br/>
-        <w:t>2. Enable Python runtime</w:t>
+        <w:t>https://aka.ms/vs/17/release/vc_redist.x64.exe</w:t>
       </w:r>
       <w:r>
         <w:br/>
-        <w:t>3. Upload project (Git or ZIP)</w:t>
       </w:r>
       <w:r>
         <w:br/>
-        <w:t>4. Set environment variable:</w:t>
-      </w:r>
-      <w:r>
-        <w:br/>
-        <w:t xml:space="preserve">   OPENAI_API_KEY</w:t>
-      </w:r>
-      <w:r>
-        <w:br/>
-        <w:t>5. Run:</w:t>
-      </w:r>
-      <w:r>
-        <w:br/>
-        <w:t xml:space="preserve">   streamlit run health_monitor.py --server.port 8000</w:t>
+        <w:t>Install → Restart system</w:t>
       </w:r>
       <w:r>
         <w:br/>
@@ -211,7 +693,80 @@
         <w:pStyle w:val="Heading1"/>
       </w:pPr>
       <w:r>
-        <w:t>6. LangGraph Workflow (Advanced)</w:t>
+        <w:t>5. Azure Deployment Steps</w:t>
+      </w:r>
+      <w:r>
+        <w:t xml:space="preserve"> (Optional if you want to use that way)</w:t>
+      </w:r>
+    </w:p>
+    <w:p>
+      <w:r>
+        <w:br/>
+        <w:t>1. Create Azure App Service</w:t>
+      </w:r>
+      <w:r>
+        <w:br/>
+        <w:t>2. Enable Python runtime</w:t>
+      </w:r>
+      <w:r>
+        <w:br/>
+        <w:t>3. Upload project (Git or ZIP)</w:t>
+      </w:r>
+      <w:r>
+        <w:br/>
+        <w:t>4. Set environment variable:</w:t>
+      </w:r>
+      <w:r>
+        <w:br/>
+        <w:t xml:space="preserve">   OPENAI_API_KEY</w:t>
+      </w:r>
+      <w:r>
+        <w:br/>
+      </w:r>
+      <w:r>
+        <w:lastRenderedPageBreak/>
+        <w:t>5. Run:</w:t>
+      </w:r>
+      <w:r>
+        <w:br/>
+        <w:t xml:space="preserve">   </w:t>
+      </w:r>
+      <w:proofErr w:type="spellStart"/>
+      <w:r>
+        <w:t>streamlit</w:t>
+      </w:r>
+      <w:proofErr w:type="spellEnd"/>
+      <w:r>
+        <w:t xml:space="preserve"> run health_monitor.py --</w:t>
+      </w:r>
+      <w:proofErr w:type="spellStart"/>
+      <w:proofErr w:type="gramStart"/>
+      <w:r>
+        <w:t>server.port</w:t>
+      </w:r>
+      <w:proofErr w:type="spellEnd"/>
+      <w:proofErr w:type="gramEnd"/>
+      <w:r>
+        <w:t xml:space="preserve"> 8000</w:t>
+      </w:r>
+      <w:r>
+        <w:br/>
+      </w:r>
+    </w:p>
+    <w:p>
+      <w:pPr>
+        <w:pStyle w:val="Heading1"/>
+      </w:pPr>
+      <w:r>
+        <w:t xml:space="preserve">6. </w:t>
+      </w:r>
+      <w:proofErr w:type="spellStart"/>
+      <w:r>
+        <w:t>LangGraph</w:t>
+      </w:r>
+      <w:proofErr w:type="spellEnd"/>
+      <w:r>
+        <w:t xml:space="preserve"> Workflow (Advanced)</w:t>
       </w:r>
     </w:p>
     <w:p>
@@ -748,11 +1303,6 @@
     <w:lsdException w:name="Book Title" w:uiPriority="33" w:qFormat="1"/>
     <w:lsdException w:name="Bibliography" w:semiHidden="1" w:uiPriority="37" w:unhideWhenUsed="1"/>
     <w:lsdException w:name="TOC Heading" w:semiHidden="1" w:uiPriority="39" w:unhideWhenUsed="1" w:qFormat="1"/>
-    <w:lsdException w:name="Plain Table 5" w:semiHidden="1" w:unhideWhenUsed="1"/>
-    <w:lsdException w:name="Grid Table Light" w:semiHidden="1" w:unhideWhenUsed="1"/>
-    <w:lsdException w:name="Grid Table 1 Light" w:semiHidden="1" w:unhideWhenUsed="1"/>
-    <w:lsdException w:name="Grid Table 2" w:semiHidden="1" w:unhideWhenUsed="1"/>
-    <w:lsdException w:name="Grid Table 3" w:semiHidden="1" w:unhideWhenUsed="1"/>
     <w:lsdException w:name="Grid Table 4" w:uiPriority="49"/>
     <w:lsdException w:name="Grid Table 5 Dark" w:uiPriority="50"/>
     <w:lsdException w:name="Grid Table 6 Colorful" w:uiPriority="51"/>
@@ -11847,6 +12397,78 @@
         <w:shd w:val="clear" w:color="auto" w:fill="FBCAA2" w:themeFill="accent6" w:themeFillTint="7F"/>
       </w:tcPr>
     </w:tblStylePr>
+  </w:style>
+  <w:style w:type="paragraph" w:styleId="NormalWeb">
+    <w:name w:val="Normal (Web)"/>
+    <w:basedOn w:val="Normal"/>
+    <w:uiPriority w:val="99"/>
+    <w:semiHidden/>
+    <w:unhideWhenUsed/>
+    <w:rsid w:val="00E5159A"/>
+    <w:pPr>
+      <w:spacing w:before="100" w:beforeAutospacing="1" w:after="100" w:afterAutospacing="1" w:line="240" w:lineRule="auto"/>
+    </w:pPr>
+    <w:rPr>
+      <w:rFonts w:ascii="Times New Roman" w:eastAsia="Times New Roman" w:hAnsi="Times New Roman" w:cs="Times New Roman"/>
+      <w:sz w:val="24"/>
+      <w:szCs w:val="24"/>
+      <w:lang w:val="en-IN" w:eastAsia="en-IN"/>
+    </w:rPr>
+  </w:style>
+  <w:style w:type="character" w:customStyle="1" w:styleId="text-xs">
+    <w:name w:val="text-xs"/>
+    <w:basedOn w:val="DefaultParagraphFont"/>
+    <w:rsid w:val="00E5159A"/>
+  </w:style>
+  <w:style w:type="paragraph" w:styleId="HTMLPreformatted">
+    <w:name w:val="HTML Preformatted"/>
+    <w:basedOn w:val="Normal"/>
+    <w:link w:val="HTMLPreformattedChar"/>
+    <w:uiPriority w:val="99"/>
+    <w:semiHidden/>
+    <w:unhideWhenUsed/>
+    <w:rsid w:val="00E5159A"/>
+    <w:pPr>
+      <w:tabs>
+        <w:tab w:val="left" w:pos="916"/>
+        <w:tab w:val="left" w:pos="1832"/>
+        <w:tab w:val="left" w:pos="2748"/>
+        <w:tab w:val="left" w:pos="3664"/>
+        <w:tab w:val="left" w:pos="4580"/>
+        <w:tab w:val="left" w:pos="5496"/>
+        <w:tab w:val="left" w:pos="6412"/>
+        <w:tab w:val="left" w:pos="7328"/>
+        <w:tab w:val="left" w:pos="8244"/>
+        <w:tab w:val="left" w:pos="9160"/>
+        <w:tab w:val="left" w:pos="10076"/>
+        <w:tab w:val="left" w:pos="10992"/>
+        <w:tab w:val="left" w:pos="11908"/>
+        <w:tab w:val="left" w:pos="12824"/>
+        <w:tab w:val="left" w:pos="13740"/>
+        <w:tab w:val="left" w:pos="14656"/>
+      </w:tabs>
+      <w:spacing w:after="0" w:line="240" w:lineRule="auto"/>
+    </w:pPr>
+    <w:rPr>
+      <w:rFonts w:ascii="Courier New" w:eastAsia="Times New Roman" w:hAnsi="Courier New" w:cs="Courier New"/>
+      <w:sz w:val="20"/>
+      <w:szCs w:val="20"/>
+      <w:lang w:val="en-IN" w:eastAsia="en-IN"/>
+    </w:rPr>
+  </w:style>
+  <w:style w:type="character" w:customStyle="1" w:styleId="HTMLPreformattedChar">
+    <w:name w:val="HTML Preformatted Char"/>
+    <w:basedOn w:val="DefaultParagraphFont"/>
+    <w:link w:val="HTMLPreformatted"/>
+    <w:uiPriority w:val="99"/>
+    <w:semiHidden/>
+    <w:rsid w:val="00E5159A"/>
+    <w:rPr>
+      <w:rFonts w:ascii="Courier New" w:eastAsia="Times New Roman" w:hAnsi="Courier New" w:cs="Courier New"/>
+      <w:sz w:val="20"/>
+      <w:szCs w:val="20"/>
+      <w:lang w:val="en-IN" w:eastAsia="en-IN"/>
+    </w:rPr>
   </w:style>
 </w:styles>
 </file>

--- a/Audiobased-Health_Monitoring_LLM_RAG/Health_Monitoring_AudioBased.docx
+++ b/Audiobased-Health_Monitoring_LLM_RAG/Health_Monitoring_AudioBased.docx
@@ -12,24 +12,6 @@
     </w:p>
     <w:p>
       <w:pPr>
-        <w:pStyle w:val="NormalWeb"/>
-      </w:pPr>
-      <w:r>
-        <w:rPr>
-          <w:rFonts w:ascii="Segoe UI Emoji" w:hAnsi="Segoe UI Emoji" w:cs="Segoe UI Emoji"/>
-        </w:rPr>
-        <w:t>👇</w:t>
-      </w:r>
-    </w:p>
-    <w:p>
-      <w:r>
-        <w:pict w14:anchorId="54D7015F">
-          <v:rect id="_x0000_i1025" style="width:0;height:1.5pt" o:hralign="center" o:hrstd="t" o:hr="t" fillcolor="#a0a0a0" stroked="f"/>
-        </w:pict>
-      </w:r>
-    </w:p>
-    <w:p>
-      <w:pPr>
         <w:pStyle w:val="Heading1"/>
       </w:pPr>
       <w:r>
@@ -48,9 +30,9 @@
           <w:noProof/>
         </w:rPr>
         <w:drawing>
-          <wp:inline distT="0" distB="0" distL="0" distR="0" wp14:anchorId="575C82A3" wp14:editId="4CA39045">
-            <wp:extent cx="5486400" cy="3657600"/>
-            <wp:effectExtent l="0" t="0" r="0" b="0"/>
+          <wp:inline distT="0" distB="0" distL="0" distR="0" wp14:anchorId="575C82A3" wp14:editId="0DCE7561">
+            <wp:extent cx="5486400" cy="3190875"/>
+            <wp:effectExtent l="0" t="0" r="0" b="9525"/>
             <wp:docPr id="3" name="Picture 3"/>
             <wp:cNvGraphicFramePr>
               <a:graphicFrameLocks xmlns:a="http://schemas.openxmlformats.org/drawingml/2006/main" noChangeAspect="1"/>
@@ -80,7 +62,7 @@
                   <pic:spPr bwMode="auto">
                     <a:xfrm>
                       <a:off x="0" y="0"/>
-                      <a:ext cx="5486400" cy="3657600"/>
+                      <a:ext cx="5486400" cy="3190875"/>
                     </a:xfrm>
                     <a:prstGeom prst="rect">
                       <a:avLst/>
@@ -161,7 +143,7 @@
           </mc:Choice>
           <mc:Fallback>
             <w:pict>
-              <v:rect w14:anchorId="4B3A6AB7" id="Rectangle 2" o:spid="_x0000_s1026" style="width:24pt;height:24pt;visibility:visible;mso-wrap-style:square;mso-left-percent:-10001;mso-top-percent:-10001;mso-position-horizontal:absolute;mso-position-horizontal-relative:char;mso-position-vertical:absolute;mso-position-vertical-relative:line;mso-left-percent:-10001;mso-top-percent:-10001;v-text-anchor:top" o:gfxdata="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" filled="f" stroked="f">
+              <v:rect w14:anchorId="55794B27" id="Rectangle 2" o:spid="_x0000_s1026" style="width:24pt;height:24pt;visibility:visible;mso-wrap-style:square;mso-left-percent:-10001;mso-top-percent:-10001;mso-position-horizontal:absolute;mso-position-horizontal-relative:char;mso-position-vertical:absolute;mso-position-vertical-relative:line;mso-left-percent:-10001;mso-top-percent:-10001;v-text-anchor:top" o:gfxdata="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" filled="f" stroked="f">
                 <o:lock v:ext="edit" aspectratio="t"/>
                 <w10:anchorlock/>
               </v:rect>
@@ -227,21 +209,6 @@
       </w:r>
     </w:p>
     <w:p>
-      <w:r>
-        <w:rPr>
-          <w:rStyle w:val="text-xs"/>
-        </w:rPr>
-        <w:t>4</w:t>
-      </w:r>
-    </w:p>
-    <w:p>
-      <w:r>
-        <w:pict w14:anchorId="3117B5B9">
-          <v:rect id="_x0000_i1029" style="width:0;height:1.5pt" o:hralign="center" o:hrstd="t" o:hr="t" fillcolor="#a0a0a0" stroked="f"/>
-        </w:pict>
-      </w:r>
-    </w:p>
-    <w:p>
       <w:pPr>
         <w:pStyle w:val="Heading1"/>
       </w:pPr>
@@ -379,203 +346,6 @@
       <w:proofErr w:type="spellEnd"/>
       <w:r>
         <w:t xml:space="preserve"> UI</w:t>
-      </w:r>
-    </w:p>
-    <w:p>
-      <w:r>
-        <w:pict w14:anchorId="75A35072">
-          <v:rect id="_x0000_i1030" style="width:0;height:1.5pt" o:hralign="center" o:hrstd="t" o:hr="t" fillcolor="#a0a0a0" stroked="f"/>
-        </w:pict>
-      </w:r>
-    </w:p>
-    <w:p>
-      <w:pPr>
-        <w:pStyle w:val="Heading1"/>
-      </w:pPr>
-      <w:r>
-        <w:rPr>
-          <w:rFonts w:ascii="Segoe UI Emoji" w:hAnsi="Segoe UI Emoji" w:cs="Segoe UI Emoji"/>
-        </w:rPr>
-        <w:t>🔁</w:t>
-      </w:r>
-      <w:r>
-        <w:t xml:space="preserve"> Detailed Flow (Step-by-Step)</w:t>
-      </w:r>
-    </w:p>
-    <w:p>
-      <w:pPr>
-        <w:pStyle w:val="HTMLPreformatted"/>
-      </w:pPr>
-      <w:r>
-        <w:t>[User]</w:t>
-      </w:r>
-      <w:r>
-        <w:br/>
-        <w:t xml:space="preserve">   ↓</w:t>
-      </w:r>
-      <w:r>
-        <w:br/>
-      </w:r>
-      <w:r>
-        <w:rPr>
-          <w:rFonts w:ascii="Segoe UI Emoji" w:hAnsi="Segoe UI Emoji" w:cs="Segoe UI Emoji"/>
-        </w:rPr>
-        <w:t>🎤</w:t>
-      </w:r>
-      <w:r>
-        <w:t xml:space="preserve"> Speak into microphone</w:t>
-      </w:r>
-      <w:r>
-        <w:br/>
-        <w:t xml:space="preserve">   ↓</w:t>
-      </w:r>
-      <w:r>
-        <w:br/>
-        <w:t>[</w:t>
-      </w:r>
-      <w:proofErr w:type="spellStart"/>
-      <w:r>
-        <w:t>Streamlit</w:t>
-      </w:r>
-      <w:proofErr w:type="spellEnd"/>
-      <w:r>
-        <w:t xml:space="preserve"> UI]</w:t>
-      </w:r>
-      <w:r>
-        <w:br/>
-        <w:t xml:space="preserve">   ↓</w:t>
-      </w:r>
-      <w:r>
-        <w:br/>
-      </w:r>
-      <w:r>
-        <w:rPr>
-          <w:rFonts w:ascii="Segoe UI Emoji" w:hAnsi="Segoe UI Emoji" w:cs="Segoe UI Emoji"/>
-        </w:rPr>
-        <w:lastRenderedPageBreak/>
-        <w:t>🎧</w:t>
-      </w:r>
-      <w:r>
-        <w:t xml:space="preserve"> Capture audio (bytes)</w:t>
-      </w:r>
-      <w:r>
-        <w:br/>
-        <w:t xml:space="preserve">   ↓</w:t>
-      </w:r>
-      <w:r>
-        <w:br/>
-        <w:t>[Whisper Model]</w:t>
-      </w:r>
-      <w:r>
-        <w:br/>
-        <w:t xml:space="preserve">   ↓</w:t>
-      </w:r>
-      <w:r>
-        <w:br/>
-      </w:r>
-      <w:r>
-        <w:rPr>
-          <w:rFonts w:ascii="Segoe UI Emoji" w:hAnsi="Segoe UI Emoji" w:cs="Segoe UI Emoji"/>
-        </w:rPr>
-        <w:t>🔤</w:t>
-      </w:r>
-      <w:r>
-        <w:t xml:space="preserve"> Convert audio → text</w:t>
-      </w:r>
-      <w:r>
-        <w:br/>
-        <w:t xml:space="preserve">   ↓</w:t>
-      </w:r>
-      <w:r>
-        <w:br/>
-        <w:t>[Text Processing]</w:t>
-      </w:r>
-      <w:r>
-        <w:br/>
-        <w:t xml:space="preserve">   ↓</w:t>
-      </w:r>
-      <w:r>
-        <w:br/>
-      </w:r>
-      <w:r>
-        <w:rPr>
-          <w:rFonts w:ascii="Segoe UI Emoji" w:hAnsi="Segoe UI Emoji" w:cs="Segoe UI Emoji"/>
-        </w:rPr>
-        <w:t>🤖</w:t>
-      </w:r>
-      <w:r>
-        <w:t xml:space="preserve"> Send to OpenAI API</w:t>
-      </w:r>
-      <w:r>
-        <w:br/>
-        <w:t xml:space="preserve">   ↓</w:t>
-      </w:r>
-      <w:r>
-        <w:br/>
-        <w:t>[LLM Reasoning]</w:t>
-      </w:r>
-      <w:r>
-        <w:br/>
-        <w:t xml:space="preserve">   ↓</w:t>
-      </w:r>
-      <w:r>
-        <w:br/>
-      </w:r>
-      <w:r>
-        <w:rPr>
-          <w:rFonts w:ascii="Segoe UI Emoji" w:hAnsi="Segoe UI Emoji" w:cs="Segoe UI Emoji"/>
-        </w:rPr>
-        <w:t>📄</w:t>
-      </w:r>
-      <w:r>
-        <w:t xml:space="preserve"> Generate response</w:t>
-      </w:r>
-      <w:r>
-        <w:br/>
-        <w:t xml:space="preserve">   ↓</w:t>
-      </w:r>
-      <w:r>
-        <w:br/>
-        <w:t>[</w:t>
-      </w:r>
-      <w:proofErr w:type="spellStart"/>
-      <w:r>
-        <w:t>Streamlit</w:t>
-      </w:r>
-      <w:proofErr w:type="spellEnd"/>
-      <w:r>
-        <w:t xml:space="preserve"> UI]</w:t>
-      </w:r>
-      <w:r>
-        <w:br/>
-        <w:t xml:space="preserve">   ↓</w:t>
-      </w:r>
-      <w:r>
-        <w:br/>
-      </w:r>
-      <w:r>
-        <w:rPr>
-          <w:rFonts w:ascii="Segoe UI Emoji" w:hAnsi="Segoe UI Emoji" w:cs="Segoe UI Emoji"/>
-        </w:rPr>
-        <w:t>🖥️</w:t>
-      </w:r>
-      <w:r>
-        <w:t xml:space="preserve"> Show:</w:t>
-      </w:r>
-      <w:r>
-        <w:br/>
-        <w:t xml:space="preserve">   - Transcription</w:t>
-      </w:r>
-      <w:r>
-        <w:br/>
-        <w:t xml:space="preserve">   - Answer</w:t>
-      </w:r>
-    </w:p>
-    <w:p>
-      <w:r>
-        <w:pict w14:anchorId="1552283E">
-          <v:rect id="_x0000_i1031" style="width:0;height:1.5pt" o:hralign="center" o:hrstd="t" o:hr="t" fillcolor="#a0a0a0" stroked="f"/>
-        </w:pict>
       </w:r>
     </w:p>
     <w:p/>
@@ -584,80 +354,184 @@
         <w:pStyle w:val="Heading1"/>
       </w:pPr>
       <w:r>
-        <w:t>3. Required Installations</w:t>
+        <w:rPr>
+          <w:rFonts w:ascii="Segoe UI Emoji" w:hAnsi="Segoe UI Emoji" w:cs="Segoe UI Emoji"/>
+        </w:rPr>
+        <w:t>🔁</w:t>
+      </w:r>
+      <w:r>
+        <w:t xml:space="preserve"> Detailed Flow (Step-by-Step)</w:t>
       </w:r>
     </w:p>
     <w:p>
+      <w:pPr>
+        <w:pStyle w:val="HTMLPreformatted"/>
+      </w:pPr>
+      <w:r>
+        <w:t>[User]</w:t>
+      </w:r>
       <w:r>
         <w:br/>
-        <w:t xml:space="preserve">pip install </w:t>
+        <w:t xml:space="preserve">   ↓</w:t>
+      </w:r>
+      <w:r>
+        <w:br/>
+      </w:r>
+      <w:r>
+        <w:rPr>
+          <w:rFonts w:ascii="Segoe UI Emoji" w:hAnsi="Segoe UI Emoji" w:cs="Segoe UI Emoji"/>
+        </w:rPr>
+        <w:t>🎤</w:t>
+      </w:r>
+      <w:r>
+        <w:t xml:space="preserve"> Speak into microphone</w:t>
+      </w:r>
+      <w:r>
+        <w:br/>
+        <w:t xml:space="preserve">   ↓</w:t>
+      </w:r>
+      <w:r>
+        <w:br/>
+        <w:t>[</w:t>
       </w:r>
       <w:proofErr w:type="spellStart"/>
       <w:r>
-        <w:t>streamlit</w:t>
+        <w:t>Streamlit</w:t>
       </w:r>
       <w:proofErr w:type="spellEnd"/>
       <w:r>
-        <w:t xml:space="preserve"> </w:t>
+        <w:t xml:space="preserve"> UI]</w:t>
+      </w:r>
+      <w:r>
+        <w:br/>
+        <w:t xml:space="preserve">   ↓</w:t>
+      </w:r>
+      <w:r>
+        <w:br/>
+      </w:r>
+      <w:r>
+        <w:rPr>
+          <w:rFonts w:ascii="Segoe UI Emoji" w:hAnsi="Segoe UI Emoji" w:cs="Segoe UI Emoji"/>
+        </w:rPr>
+        <w:t>🎧</w:t>
+      </w:r>
+      <w:r>
+        <w:t xml:space="preserve"> Capture audio (bytes)</w:t>
+      </w:r>
+      <w:r>
+        <w:br/>
+        <w:t xml:space="preserve">   ↓</w:t>
+      </w:r>
+      <w:r>
+        <w:br/>
+        <w:t>[Whisper Model]</w:t>
+      </w:r>
+      <w:r>
+        <w:br/>
+        <w:t xml:space="preserve">   ↓</w:t>
+      </w:r>
+      <w:r>
+        <w:br/>
+      </w:r>
+      <w:r>
+        <w:rPr>
+          <w:rFonts w:ascii="Segoe UI Emoji" w:hAnsi="Segoe UI Emoji" w:cs="Segoe UI Emoji"/>
+        </w:rPr>
+        <w:t>🔤</w:t>
+      </w:r>
+      <w:r>
+        <w:t xml:space="preserve"> Convert audio → text</w:t>
+      </w:r>
+      <w:r>
+        <w:br/>
+      </w:r>
+      <w:r>
+        <w:lastRenderedPageBreak/>
+        <w:t xml:space="preserve">   ↓</w:t>
+      </w:r>
+      <w:r>
+        <w:br/>
+        <w:t>[Text Processing]</w:t>
+      </w:r>
+      <w:r>
+        <w:br/>
+        <w:t xml:space="preserve">   ↓</w:t>
+      </w:r>
+      <w:r>
+        <w:br/>
+      </w:r>
+      <w:r>
+        <w:rPr>
+          <w:rFonts w:ascii="Segoe UI Emoji" w:hAnsi="Segoe UI Emoji" w:cs="Segoe UI Emoji"/>
+        </w:rPr>
+        <w:t>🤖</w:t>
+      </w:r>
+      <w:r>
+        <w:t xml:space="preserve"> Send to OpenAI API</w:t>
+      </w:r>
+      <w:r>
+        <w:br/>
+        <w:t xml:space="preserve">   ↓</w:t>
+      </w:r>
+      <w:r>
+        <w:br/>
+        <w:t>[LLM Reasoning]</w:t>
+      </w:r>
+      <w:r>
+        <w:br/>
+        <w:t xml:space="preserve">   ↓</w:t>
+      </w:r>
+      <w:r>
+        <w:br/>
+      </w:r>
+      <w:r>
+        <w:rPr>
+          <w:rFonts w:ascii="Segoe UI Emoji" w:hAnsi="Segoe UI Emoji" w:cs="Segoe UI Emoji"/>
+        </w:rPr>
+        <w:t>📄</w:t>
+      </w:r>
+      <w:r>
+        <w:t xml:space="preserve"> Generate response</w:t>
+      </w:r>
+      <w:r>
+        <w:br/>
+        <w:t xml:space="preserve">   ↓</w:t>
+      </w:r>
+      <w:r>
+        <w:br/>
+        <w:t>[</w:t>
       </w:r>
       <w:proofErr w:type="spellStart"/>
       <w:r>
-        <w:t>streamlit-webrtc</w:t>
+        <w:t>Streamlit</w:t>
       </w:r>
       <w:proofErr w:type="spellEnd"/>
       <w:r>
-        <w:t xml:space="preserve"> av </w:t>
-      </w:r>
-      <w:proofErr w:type="spellStart"/>
-      <w:r>
-        <w:t>openai</w:t>
-      </w:r>
-      <w:proofErr w:type="spellEnd"/>
-      <w:r>
-        <w:t xml:space="preserve">-whisper </w:t>
-      </w:r>
-      <w:proofErr w:type="spellStart"/>
-      <w:r>
-        <w:t>faiss-cpu</w:t>
-      </w:r>
-      <w:proofErr w:type="spellEnd"/>
-      <w:r>
-        <w:t xml:space="preserve"> </w:t>
+        <w:t xml:space="preserve"> UI]</w:t>
       </w:r>
       <w:r>
         <w:br/>
-      </w:r>
-      <w:proofErr w:type="spellStart"/>
-      <w:r>
-        <w:t>langchain</w:t>
-      </w:r>
-      <w:proofErr w:type="spellEnd"/>
-      <w:r>
-        <w:t xml:space="preserve"> </w:t>
-      </w:r>
-      <w:proofErr w:type="spellStart"/>
-      <w:r>
-        <w:t>langchain</w:t>
-      </w:r>
-      <w:proofErr w:type="spellEnd"/>
-      <w:r>
-        <w:t xml:space="preserve">-community </w:t>
-      </w:r>
-      <w:proofErr w:type="spellStart"/>
-      <w:r>
-        <w:t>langchain</w:t>
-      </w:r>
-      <w:proofErr w:type="spellEnd"/>
-      <w:r>
-        <w:t xml:space="preserve">-text-splitters sentence-transformers </w:t>
-      </w:r>
-      <w:proofErr w:type="spellStart"/>
-      <w:r>
-        <w:t>soundfile</w:t>
-      </w:r>
-      <w:proofErr w:type="spellEnd"/>
+        <w:t xml:space="preserve">   ↓</w:t>
+      </w:r>
       <w:r>
         <w:br/>
+      </w:r>
+      <w:r>
+        <w:rPr>
+          <w:rFonts w:ascii="Segoe UI Emoji" w:hAnsi="Segoe UI Emoji" w:cs="Segoe UI Emoji"/>
+        </w:rPr>
+        <w:t>🖥️</w:t>
+      </w:r>
+      <w:r>
+        <w:t xml:space="preserve"> Show:</w:t>
+      </w:r>
+      <w:r>
+        <w:br/>
+        <w:t xml:space="preserve">   - Transcription</w:t>
+      </w:r>
+      <w:r>
+        <w:br/>
+        <w:t xml:space="preserve">   - Answer</w:t>
       </w:r>
     </w:p>
     <w:p>
@@ -665,25 +539,81 @@
         <w:pStyle w:val="Heading1"/>
       </w:pPr>
       <w:r>
-        <w:t>4. Microsoft Visual C++ (MANDATORY)</w:t>
+        <w:t>1</w:t>
+      </w:r>
+      <w:r>
+        <w:t>. Required Installations</w:t>
       </w:r>
     </w:p>
     <w:p>
       <w:r>
         <w:br/>
-        <w:t>Download (x64):</w:t>
+        <w:t xml:space="preserve">pip install </w:t>
+      </w:r>
+      <w:proofErr w:type="spellStart"/>
+      <w:r>
+        <w:t>streamlit</w:t>
+      </w:r>
+      <w:proofErr w:type="spellEnd"/>
+      <w:r>
+        <w:t xml:space="preserve"> </w:t>
+      </w:r>
+      <w:proofErr w:type="spellStart"/>
+      <w:r>
+        <w:t>streamlit-webrtc</w:t>
+      </w:r>
+      <w:proofErr w:type="spellEnd"/>
+      <w:r>
+        <w:t xml:space="preserve"> av </w:t>
+      </w:r>
+      <w:proofErr w:type="spellStart"/>
+      <w:r>
+        <w:t>openai</w:t>
+      </w:r>
+      <w:proofErr w:type="spellEnd"/>
+      <w:r>
+        <w:t xml:space="preserve">-whisper </w:t>
+      </w:r>
+      <w:proofErr w:type="spellStart"/>
+      <w:r>
+        <w:t>faiss-cpu</w:t>
+      </w:r>
+      <w:proofErr w:type="spellEnd"/>
+      <w:r>
+        <w:t xml:space="preserve"> </w:t>
       </w:r>
       <w:r>
         <w:br/>
-        <w:t>https://aka.ms/vs/17/release/vc_redist.x64.exe</w:t>
-      </w:r>
-      <w:r>
-        <w:br/>
-      </w:r>
-      <w:r>
-        <w:br/>
-        <w:t>Install → Restart system</w:t>
-      </w:r>
+      </w:r>
+      <w:proofErr w:type="spellStart"/>
+      <w:r>
+        <w:t>langchain</w:t>
+      </w:r>
+      <w:proofErr w:type="spellEnd"/>
+      <w:r>
+        <w:t xml:space="preserve"> </w:t>
+      </w:r>
+      <w:proofErr w:type="spellStart"/>
+      <w:r>
+        <w:t>langchain</w:t>
+      </w:r>
+      <w:proofErr w:type="spellEnd"/>
+      <w:r>
+        <w:t xml:space="preserve">-community </w:t>
+      </w:r>
+      <w:proofErr w:type="spellStart"/>
+      <w:r>
+        <w:t>langchain</w:t>
+      </w:r>
+      <w:proofErr w:type="spellEnd"/>
+      <w:r>
+        <w:t xml:space="preserve">-text-splitters sentence-transformers </w:t>
+      </w:r>
+      <w:proofErr w:type="spellStart"/>
+      <w:r>
+        <w:t>soundfile</w:t>
+      </w:r>
+      <w:proofErr w:type="spellEnd"/>
       <w:r>
         <w:br/>
       </w:r>
@@ -693,61 +623,27 @@
         <w:pStyle w:val="Heading1"/>
       </w:pPr>
       <w:r>
-        <w:t>5. Azure Deployment Steps</w:t>
-      </w:r>
-      <w:r>
-        <w:t xml:space="preserve"> (Optional if you want to use that way)</w:t>
+        <w:t>2</w:t>
+      </w:r>
+      <w:r>
+        <w:t>. Microsoft Visual C++ (MANDATORY)</w:t>
       </w:r>
     </w:p>
     <w:p>
       <w:r>
         <w:br/>
-        <w:t>1. Create Azure App Service</w:t>
+        <w:t>Download (x64):</w:t>
       </w:r>
       <w:r>
         <w:br/>
-        <w:t>2. Enable Python runtime</w:t>
+        <w:t>https://aka.ms/vs/17/release/vc_redist.x64.exe</w:t>
       </w:r>
       <w:r>
         <w:br/>
-        <w:t>3. Upload project (Git or ZIP)</w:t>
       </w:r>
       <w:r>
         <w:br/>
-        <w:t>4. Set environment variable:</w:t>
-      </w:r>
-      <w:r>
-        <w:br/>
-        <w:t xml:space="preserve">   OPENAI_API_KEY</w:t>
-      </w:r>
-      <w:r>
-        <w:br/>
-      </w:r>
-      <w:r>
-        <w:lastRenderedPageBreak/>
-        <w:t>5. Run:</w:t>
-      </w:r>
-      <w:r>
-        <w:br/>
-        <w:t xml:space="preserve">   </w:t>
-      </w:r>
-      <w:proofErr w:type="spellStart"/>
-      <w:r>
-        <w:t>streamlit</w:t>
-      </w:r>
-      <w:proofErr w:type="spellEnd"/>
-      <w:r>
-        <w:t xml:space="preserve"> run health_monitor.py --</w:t>
-      </w:r>
-      <w:proofErr w:type="spellStart"/>
-      <w:proofErr w:type="gramStart"/>
-      <w:r>
-        <w:t>server.port</w:t>
-      </w:r>
-      <w:proofErr w:type="spellEnd"/>
-      <w:proofErr w:type="gramEnd"/>
-      <w:r>
-        <w:t xml:space="preserve"> 8000</w:t>
+        <w:t>Install → Restart system</w:t>
       </w:r>
       <w:r>
         <w:br/>
@@ -758,7 +654,76 @@
         <w:pStyle w:val="Heading1"/>
       </w:pPr>
       <w:r>
-        <w:t xml:space="preserve">6. </w:t>
+        <w:t>3</w:t>
+      </w:r>
+      <w:r>
+        <w:t>. Azure Deployment Steps</w:t>
+      </w:r>
+      <w:r>
+        <w:t xml:space="preserve"> (Optional if you want to use that way)</w:t>
+      </w:r>
+    </w:p>
+    <w:p>
+      <w:r>
+        <w:br/>
+        <w:t>1. Create Azure App Service</w:t>
+      </w:r>
+      <w:r>
+        <w:br/>
+        <w:t>2. Enable Python runtime</w:t>
+      </w:r>
+      <w:r>
+        <w:br/>
+        <w:t>3. Upload project (Git or ZIP)</w:t>
+      </w:r>
+      <w:r>
+        <w:br/>
+        <w:t>4. Set environment variable:</w:t>
+      </w:r>
+      <w:r>
+        <w:br/>
+        <w:t xml:space="preserve">   OPENAI_API_KEY</w:t>
+      </w:r>
+      <w:r>
+        <w:br/>
+        <w:t>5. Run:</w:t>
+      </w:r>
+      <w:r>
+        <w:br/>
+        <w:t xml:space="preserve">   </w:t>
+      </w:r>
+      <w:proofErr w:type="spellStart"/>
+      <w:r>
+        <w:t>streamlit</w:t>
+      </w:r>
+      <w:proofErr w:type="spellEnd"/>
+      <w:r>
+        <w:t xml:space="preserve"> run health_monitor.py --</w:t>
+      </w:r>
+      <w:proofErr w:type="spellStart"/>
+      <w:proofErr w:type="gramStart"/>
+      <w:r>
+        <w:t>server.port</w:t>
+      </w:r>
+      <w:proofErr w:type="spellEnd"/>
+      <w:proofErr w:type="gramEnd"/>
+      <w:r>
+        <w:t xml:space="preserve"> 8000</w:t>
+      </w:r>
+      <w:r>
+        <w:br/>
+      </w:r>
+    </w:p>
+    <w:p>
+      <w:pPr>
+        <w:pStyle w:val="Heading1"/>
+      </w:pPr>
+      <w:r>
+        <w:lastRenderedPageBreak/>
+        <w:t>4</w:t>
+      </w:r>
+      <w:r>
+        <w:t xml:space="preserve">. </w:t>
       </w:r>
       <w:proofErr w:type="spellStart"/>
       <w:r>
@@ -12402,7 +12367,6 @@
     <w:name w:val="Normal (Web)"/>
     <w:basedOn w:val="Normal"/>
     <w:uiPriority w:val="99"/>
-    <w:semiHidden/>
     <w:unhideWhenUsed/>
     <w:rsid w:val="00E5159A"/>
     <w:pPr>
